--- a/politica-controle-tecnologico/arquivos/Politica_Controle_Tecnologico_116Sertoes_R03.docx
+++ b/politica-controle-tecnologico/arquivos/Politica_Controle_Tecnologico_116Sertoes_R03.docx
@@ -32,7 +32,7 @@
           <w:color w:val="617177"/>
           <w:sz w:val="21"/>
         </w:rPr>
-        <w:t>Código POL-CT-116 · Revisão R03 · 21/10/2026 · Status PR</w:t>
+        <w:t>Código POL-CT-116 · Revisão R03 · 21/10/2026 · Status AP</w:t>
       </w:r>
     </w:p>
     <w:tbl>
@@ -170,7 +170,7 @@
               <w:rPr>
                 <w:sz w:val="19"/>
               </w:rPr>
-              <w:t>PR</w:t>
+              <w:t>AP</w:t>
             </w:r>
           </w:p>
         </w:tc>
@@ -268,7 +268,7 @@
               <w:rPr>
                 <w:sz w:val="19"/>
               </w:rPr>
-              <w:t>Coordenação de Pavimento e Controle Tecnológico</w:t>
+              <w:t>Coordenação de Pavimento e Monitoração</w:t>
             </w:r>
             <w:r>
               <w:br/>
@@ -277,7 +277,7 @@
               <w:rPr>
                 <w:sz w:val="19"/>
               </w:rPr>
-              <w:t>Assinatura/data: [a assinar na emissão]</w:t>
+              <w:t>Assinatura/data: aprovado em 21/10/2026</w:t>
             </w:r>
           </w:p>
         </w:tc>
@@ -302,7 +302,7 @@
               <w:rPr>
                 <w:sz w:val="19"/>
               </w:rPr>
-              <w:t>Assinatura/data: [a assinar na emissão]</w:t>
+              <w:t>Assinatura/data: aprovado em 21/10/2026</w:t>
             </w:r>
           </w:p>
         </w:tc>
@@ -365,7 +365,7 @@
       <w:r>
         <w:fldChar w:fldCharType="separate"/>
       </w:r>
-      <w:hyperlink w:anchor="_Toc243475194" w:history="1">
+      <w:hyperlink w:anchor="_Toc243488326" w:history="1">
         <w:r>
           <w:rPr>
             <w:rStyle w:val="Hyperlink"/>
@@ -392,7 +392,7 @@
             <w:noProof/>
             <w:webHidden/>
           </w:rPr>
-          <w:instrText xml:space="preserve"> PAGEREF _Toc243475194 \h </w:instrText>
+          <w:instrText xml:space="preserve"> PAGEREF _Toc243488326 \h </w:instrText>
         </w:r>
         <w:r>
           <w:rPr>
@@ -441,7 +441,7 @@
           <w14:ligatures w14:val="standardContextual"/>
         </w:rPr>
       </w:pPr>
-      <w:hyperlink w:anchor="_Toc243475195" w:history="1">
+      <w:hyperlink w:anchor="_Toc243488327" w:history="1">
         <w:r>
           <w:rPr>
             <w:rStyle w:val="Hyperlink"/>
@@ -468,7 +468,7 @@
             <w:noProof/>
             <w:webHidden/>
           </w:rPr>
-          <w:instrText xml:space="preserve"> PAGEREF _Toc243475195 \h </w:instrText>
+          <w:instrText xml:space="preserve"> PAGEREF _Toc243488327 \h </w:instrText>
         </w:r>
         <w:r>
           <w:rPr>
@@ -517,7 +517,7 @@
           <w14:ligatures w14:val="standardContextual"/>
         </w:rPr>
       </w:pPr>
-      <w:hyperlink w:anchor="_Toc243475196" w:history="1">
+      <w:hyperlink w:anchor="_Toc243488328" w:history="1">
         <w:r>
           <w:rPr>
             <w:rStyle w:val="Hyperlink"/>
@@ -544,7 +544,7 @@
             <w:noProof/>
             <w:webHidden/>
           </w:rPr>
-          <w:instrText xml:space="preserve"> PAGEREF _Toc243475196 \h </w:instrText>
+          <w:instrText xml:space="preserve"> PAGEREF _Toc243488328 \h </w:instrText>
         </w:r>
         <w:r>
           <w:rPr>
@@ -593,7 +593,7 @@
           <w14:ligatures w14:val="standardContextual"/>
         </w:rPr>
       </w:pPr>
-      <w:hyperlink w:anchor="_Toc243475197" w:history="1">
+      <w:hyperlink w:anchor="_Toc243488329" w:history="1">
         <w:r>
           <w:rPr>
             <w:rStyle w:val="Hyperlink"/>
@@ -620,7 +620,7 @@
             <w:noProof/>
             <w:webHidden/>
           </w:rPr>
-          <w:instrText xml:space="preserve"> PAGEREF _Toc243475197 \h </w:instrText>
+          <w:instrText xml:space="preserve"> PAGEREF _Toc243488329 \h </w:instrText>
         </w:r>
         <w:r>
           <w:rPr>
@@ -669,7 +669,7 @@
           <w14:ligatures w14:val="standardContextual"/>
         </w:rPr>
       </w:pPr>
-      <w:hyperlink w:anchor="_Toc243475198" w:history="1">
+      <w:hyperlink w:anchor="_Toc243488330" w:history="1">
         <w:r>
           <w:rPr>
             <w:rStyle w:val="Hyperlink"/>
@@ -696,7 +696,7 @@
             <w:noProof/>
             <w:webHidden/>
           </w:rPr>
-          <w:instrText xml:space="preserve"> PAGEREF _Toc243475198 \h </w:instrText>
+          <w:instrText xml:space="preserve"> PAGEREF _Toc243488330 \h </w:instrText>
         </w:r>
         <w:r>
           <w:rPr>
@@ -745,7 +745,7 @@
           <w14:ligatures w14:val="standardContextual"/>
         </w:rPr>
       </w:pPr>
-      <w:hyperlink w:anchor="_Toc243475199" w:history="1">
+      <w:hyperlink w:anchor="_Toc243488331" w:history="1">
         <w:r>
           <w:rPr>
             <w:rStyle w:val="Hyperlink"/>
@@ -772,7 +772,7 @@
             <w:noProof/>
             <w:webHidden/>
           </w:rPr>
-          <w:instrText xml:space="preserve"> PAGEREF _Toc243475199 \h </w:instrText>
+          <w:instrText xml:space="preserve"> PAGEREF _Toc243488331 \h </w:instrText>
         </w:r>
         <w:r>
           <w:rPr>
@@ -821,7 +821,7 @@
           <w14:ligatures w14:val="standardContextual"/>
         </w:rPr>
       </w:pPr>
-      <w:hyperlink w:anchor="_Toc243475200" w:history="1">
+      <w:hyperlink w:anchor="_Toc243488332" w:history="1">
         <w:r>
           <w:rPr>
             <w:rStyle w:val="Hyperlink"/>
@@ -848,7 +848,7 @@
             <w:noProof/>
             <w:webHidden/>
           </w:rPr>
-          <w:instrText xml:space="preserve"> PAGEREF _Toc243475200 \h </w:instrText>
+          <w:instrText xml:space="preserve"> PAGEREF _Toc243488332 \h </w:instrText>
         </w:r>
         <w:r>
           <w:rPr>
@@ -897,7 +897,7 @@
           <w14:ligatures w14:val="standardContextual"/>
         </w:rPr>
       </w:pPr>
-      <w:hyperlink w:anchor="_Toc243475201" w:history="1">
+      <w:hyperlink w:anchor="_Toc243488333" w:history="1">
         <w:r>
           <w:rPr>
             <w:rStyle w:val="Hyperlink"/>
@@ -924,7 +924,7 @@
             <w:noProof/>
             <w:webHidden/>
           </w:rPr>
-          <w:instrText xml:space="preserve"> PAGEREF _Toc243475201 \h </w:instrText>
+          <w:instrText xml:space="preserve"> PAGEREF _Toc243488333 \h </w:instrText>
         </w:r>
         <w:r>
           <w:rPr>
@@ -973,7 +973,7 @@
           <w14:ligatures w14:val="standardContextual"/>
         </w:rPr>
       </w:pPr>
-      <w:hyperlink w:anchor="_Toc243475202" w:history="1">
+      <w:hyperlink w:anchor="_Toc243488334" w:history="1">
         <w:r>
           <w:rPr>
             <w:rStyle w:val="Hyperlink"/>
@@ -1000,7 +1000,7 @@
             <w:noProof/>
             <w:webHidden/>
           </w:rPr>
-          <w:instrText xml:space="preserve"> PAGEREF _Toc243475202 \h </w:instrText>
+          <w:instrText xml:space="preserve"> PAGEREF _Toc243488334 \h </w:instrText>
         </w:r>
         <w:r>
           <w:rPr>
@@ -1049,7 +1049,7 @@
           <w14:ligatures w14:val="standardContextual"/>
         </w:rPr>
       </w:pPr>
-      <w:hyperlink w:anchor="_Toc243475203" w:history="1">
+      <w:hyperlink w:anchor="_Toc243488335" w:history="1">
         <w:r>
           <w:rPr>
             <w:rStyle w:val="Hyperlink"/>
@@ -1076,7 +1076,7 @@
             <w:noProof/>
             <w:webHidden/>
           </w:rPr>
-          <w:instrText xml:space="preserve"> PAGEREF _Toc243475203 \h </w:instrText>
+          <w:instrText xml:space="preserve"> PAGEREF _Toc243488335 \h </w:instrText>
         </w:r>
         <w:r>
           <w:rPr>
@@ -1125,7 +1125,7 @@
           <w14:ligatures w14:val="standardContextual"/>
         </w:rPr>
       </w:pPr>
-      <w:hyperlink w:anchor="_Toc243475204" w:history="1">
+      <w:hyperlink w:anchor="_Toc243488336" w:history="1">
         <w:r>
           <w:rPr>
             <w:rStyle w:val="Hyperlink"/>
@@ -1152,7 +1152,7 @@
             <w:noProof/>
             <w:webHidden/>
           </w:rPr>
-          <w:instrText xml:space="preserve"> PAGEREF _Toc243475204 \h </w:instrText>
+          <w:instrText xml:space="preserve"> PAGEREF _Toc243488336 \h </w:instrText>
         </w:r>
         <w:r>
           <w:rPr>
@@ -1201,7 +1201,7 @@
           <w14:ligatures w14:val="standardContextual"/>
         </w:rPr>
       </w:pPr>
-      <w:hyperlink w:anchor="_Toc243475205" w:history="1">
+      <w:hyperlink w:anchor="_Toc243488337" w:history="1">
         <w:r>
           <w:rPr>
             <w:rStyle w:val="Hyperlink"/>
@@ -1228,7 +1228,7 @@
             <w:noProof/>
             <w:webHidden/>
           </w:rPr>
-          <w:instrText xml:space="preserve"> PAGEREF _Toc243475205 \h </w:instrText>
+          <w:instrText xml:space="preserve"> PAGEREF _Toc243488337 \h </w:instrText>
         </w:r>
         <w:r>
           <w:rPr>
@@ -1277,7 +1277,7 @@
           <w14:ligatures w14:val="standardContextual"/>
         </w:rPr>
       </w:pPr>
-      <w:hyperlink w:anchor="_Toc243475206" w:history="1">
+      <w:hyperlink w:anchor="_Toc243488338" w:history="1">
         <w:r>
           <w:rPr>
             <w:rStyle w:val="Hyperlink"/>
@@ -1304,7 +1304,7 @@
             <w:noProof/>
             <w:webHidden/>
           </w:rPr>
-          <w:instrText xml:space="preserve"> PAGEREF _Toc243475206 \h </w:instrText>
+          <w:instrText xml:space="preserve"> PAGEREF _Toc243488338 \h </w:instrText>
         </w:r>
         <w:r>
           <w:rPr>
@@ -1353,7 +1353,7 @@
           <w14:ligatures w14:val="standardContextual"/>
         </w:rPr>
       </w:pPr>
-      <w:hyperlink w:anchor="_Toc243475207" w:history="1">
+      <w:hyperlink w:anchor="_Toc243488339" w:history="1">
         <w:r>
           <w:rPr>
             <w:rStyle w:val="Hyperlink"/>
@@ -1380,7 +1380,7 @@
             <w:noProof/>
             <w:webHidden/>
           </w:rPr>
-          <w:instrText xml:space="preserve"> PAGEREF _Toc243475207 \h </w:instrText>
+          <w:instrText xml:space="preserve"> PAGEREF _Toc243488339 \h </w:instrText>
         </w:r>
         <w:r>
           <w:rPr>
@@ -1429,7 +1429,7 @@
           <w14:ligatures w14:val="standardContextual"/>
         </w:rPr>
       </w:pPr>
-      <w:hyperlink w:anchor="_Toc243475208" w:history="1">
+      <w:hyperlink w:anchor="_Toc243488340" w:history="1">
         <w:r>
           <w:rPr>
             <w:rStyle w:val="Hyperlink"/>
@@ -1456,7 +1456,7 @@
             <w:noProof/>
             <w:webHidden/>
           </w:rPr>
-          <w:instrText xml:space="preserve"> PAGEREF _Toc243475208 \h </w:instrText>
+          <w:instrText xml:space="preserve"> PAGEREF _Toc243488340 \h </w:instrText>
         </w:r>
         <w:r>
           <w:rPr>
@@ -1505,7 +1505,7 @@
           <w14:ligatures w14:val="standardContextual"/>
         </w:rPr>
       </w:pPr>
-      <w:hyperlink w:anchor="_Toc243475209" w:history="1">
+      <w:hyperlink w:anchor="_Toc243488341" w:history="1">
         <w:r>
           <w:rPr>
             <w:rStyle w:val="Hyperlink"/>
@@ -1532,7 +1532,7 @@
             <w:noProof/>
             <w:webHidden/>
           </w:rPr>
-          <w:instrText xml:space="preserve"> PAGEREF _Toc243475209 \h </w:instrText>
+          <w:instrText xml:space="preserve"> PAGEREF _Toc243488341 \h </w:instrText>
         </w:r>
         <w:r>
           <w:rPr>
@@ -1581,7 +1581,7 @@
           <w14:ligatures w14:val="standardContextual"/>
         </w:rPr>
       </w:pPr>
-      <w:hyperlink w:anchor="_Toc243475210" w:history="1">
+      <w:hyperlink w:anchor="_Toc243488342" w:history="1">
         <w:r>
           <w:rPr>
             <w:rStyle w:val="Hyperlink"/>
@@ -1608,7 +1608,7 @@
             <w:noProof/>
             <w:webHidden/>
           </w:rPr>
-          <w:instrText xml:space="preserve"> PAGEREF _Toc243475210 \h </w:instrText>
+          <w:instrText xml:space="preserve"> PAGEREF _Toc243488342 \h </w:instrText>
         </w:r>
         <w:r>
           <w:rPr>
@@ -1657,7 +1657,7 @@
           <w14:ligatures w14:val="standardContextual"/>
         </w:rPr>
       </w:pPr>
-      <w:hyperlink w:anchor="_Toc243475211" w:history="1">
+      <w:hyperlink w:anchor="_Toc243488343" w:history="1">
         <w:r>
           <w:rPr>
             <w:rStyle w:val="Hyperlink"/>
@@ -1684,7 +1684,7 @@
             <w:noProof/>
             <w:webHidden/>
           </w:rPr>
-          <w:instrText xml:space="preserve"> PAGEREF _Toc243475211 \h </w:instrText>
+          <w:instrText xml:space="preserve"> PAGEREF _Toc243488343 \h </w:instrText>
         </w:r>
         <w:r>
           <w:rPr>
@@ -1733,7 +1733,7 @@
         <w:pStyle w:val="Ttulo1"/>
         <w:spacing w:before="280" w:after="120"/>
       </w:pPr>
-      <w:bookmarkStart w:id="0" w:name="_Toc243475194"/>
+      <w:bookmarkStart w:id="0" w:name="_Toc243488326"/>
       <w:r>
         <w:rPr>
           <w:rFonts w:ascii="Calibri" w:eastAsia="Calibri" w:hAnsi="Calibri" w:cs="Calibri"/>
@@ -1772,7 +1772,7 @@
         <w:pStyle w:val="Ttulo1"/>
         <w:spacing w:before="280" w:after="120"/>
       </w:pPr>
-      <w:bookmarkStart w:id="1" w:name="_Toc243475195"/>
+      <w:bookmarkStart w:id="1" w:name="_Toc243488327"/>
       <w:r>
         <w:rPr>
           <w:rFonts w:ascii="Calibri" w:eastAsia="Calibri" w:hAnsi="Calibri" w:cs="Calibri"/>
@@ -2183,7 +2183,7 @@
         <w:pStyle w:val="Ttulo1"/>
         <w:spacing w:before="280" w:after="120"/>
       </w:pPr>
-      <w:bookmarkStart w:id="2" w:name="_Toc243475196"/>
+      <w:bookmarkStart w:id="2" w:name="_Toc243488328"/>
       <w:r>
         <w:rPr>
           <w:rFonts w:ascii="Calibri" w:eastAsia="Calibri" w:hAnsi="Calibri" w:cs="Calibri"/>
@@ -2593,7 +2593,7 @@
         <w:pStyle w:val="Ttulo1"/>
         <w:spacing w:before="280" w:after="120"/>
       </w:pPr>
-      <w:bookmarkStart w:id="3" w:name="_Toc243475197"/>
+      <w:bookmarkStart w:id="3" w:name="_Toc243488329"/>
       <w:r>
         <w:rPr>
           <w:rFonts w:ascii="Calibri" w:eastAsia="Calibri" w:hAnsi="Calibri" w:cs="Calibri"/>
@@ -3217,7 +3217,7 @@
         <w:pStyle w:val="Ttulo1"/>
         <w:spacing w:before="280" w:after="120"/>
       </w:pPr>
-      <w:bookmarkStart w:id="4" w:name="_Toc243475198"/>
+      <w:bookmarkStart w:id="4" w:name="_Toc243488330"/>
       <w:r>
         <w:rPr>
           <w:rFonts w:ascii="Calibri" w:eastAsia="Calibri" w:hAnsi="Calibri" w:cs="Calibri"/>
@@ -3234,8 +3234,8 @@
         <w:tblLook w:val="04A0" w:firstRow="1" w:lastRow="0" w:firstColumn="1" w:lastColumn="0" w:noHBand="0" w:noVBand="1"/>
       </w:tblPr>
       <w:tblGrid>
-        <w:gridCol w:w="4109"/>
-        <w:gridCol w:w="5245"/>
+        <w:gridCol w:w="3852"/>
+        <w:gridCol w:w="5503"/>
       </w:tblGrid>
       <w:tr>
         <w:trPr>
@@ -3243,7 +3243,7 @@
         </w:trPr>
         <w:tc>
           <w:tcPr>
-            <w:tcW w:w="4109" w:type="dxa"/>
+            <w:tcW w:w="3852" w:type="dxa"/>
             <w:shd w:val="clear" w:color="auto" w:fill="F3F2ED"/>
           </w:tcPr>
           <w:p>
@@ -3261,7 +3261,7 @@
         </w:tc>
         <w:tc>
           <w:tcPr>
-            <w:tcW w:w="5245" w:type="dxa"/>
+            <w:tcW w:w="5503" w:type="dxa"/>
             <w:shd w:val="clear" w:color="auto" w:fill="F3F2ED"/>
           </w:tcPr>
           <w:p>
@@ -3281,7 +3281,7 @@
       <w:tr>
         <w:tc>
           <w:tcPr>
-            <w:tcW w:w="4109" w:type="dxa"/>
+            <w:tcW w:w="3852" w:type="dxa"/>
           </w:tcPr>
           <w:p>
             <w:pPr>
@@ -3297,7 +3297,7 @@
         </w:tc>
         <w:tc>
           <w:tcPr>
-            <w:tcW w:w="5245" w:type="dxa"/>
+            <w:tcW w:w="5503" w:type="dxa"/>
           </w:tcPr>
           <w:p>
             <w:pPr>
@@ -3315,23 +3315,23 @@
       <w:tr>
         <w:tc>
           <w:tcPr>
-            <w:tcW w:w="4109" w:type="dxa"/>
-          </w:tcPr>
-          <w:p>
-            <w:pPr>
-              <w:spacing w:after="20" w:line="240" w:lineRule="auto"/>
-            </w:pPr>
-            <w:r>
-              <w:rPr>
-                <w:sz w:val="18"/>
-              </w:rPr>
-              <w:t>Coordenação de Pavimento e Controle Tecnológico</w:t>
-            </w:r>
-          </w:p>
-        </w:tc>
-        <w:tc>
-          <w:tcPr>
-            <w:tcW w:w="5245" w:type="dxa"/>
+            <w:tcW w:w="3852" w:type="dxa"/>
+          </w:tcPr>
+          <w:p>
+            <w:pPr>
+              <w:spacing w:after="20" w:line="240" w:lineRule="auto"/>
+            </w:pPr>
+            <w:r>
+              <w:rPr>
+                <w:sz w:val="18"/>
+              </w:rPr>
+              <w:t>Coordenação de Pavimento e Monitoração</w:t>
+            </w:r>
+          </w:p>
+        </w:tc>
+        <w:tc>
+          <w:tcPr>
+            <w:tcW w:w="5503" w:type="dxa"/>
           </w:tcPr>
           <w:p>
             <w:pPr>
@@ -3349,7 +3349,7 @@
       <w:tr>
         <w:tc>
           <w:tcPr>
-            <w:tcW w:w="4109" w:type="dxa"/>
+            <w:tcW w:w="3852" w:type="dxa"/>
           </w:tcPr>
           <w:p>
             <w:pPr>
@@ -3365,7 +3365,7 @@
         </w:tc>
         <w:tc>
           <w:tcPr>
-            <w:tcW w:w="5245" w:type="dxa"/>
+            <w:tcW w:w="5503" w:type="dxa"/>
           </w:tcPr>
           <w:p>
             <w:pPr>
@@ -3383,7 +3383,7 @@
       <w:tr>
         <w:tc>
           <w:tcPr>
-            <w:tcW w:w="4109" w:type="dxa"/>
+            <w:tcW w:w="3852" w:type="dxa"/>
           </w:tcPr>
           <w:p>
             <w:pPr>
@@ -3399,24 +3399,17 @@
         </w:tc>
         <w:tc>
           <w:tcPr>
-            <w:tcW w:w="5245" w:type="dxa"/>
-          </w:tcPr>
-          <w:p>
-            <w:pPr>
-              <w:spacing w:after="20" w:line="240" w:lineRule="auto"/>
-            </w:pPr>
-            <w:r>
-              <w:rPr>
-                <w:sz w:val="18"/>
-              </w:rPr>
-              <w:t xml:space="preserve">Executa o papel definido em cada OS (controle da execução, verificação independente ou ambos), responde pela coleta, custódia, ensaio, laudo e banco de dados; nunca verifica como independente o resultado que ele mesmo produziu no controle da </w:t>
-            </w:r>
-            <w:r>
-              <w:rPr>
-                <w:sz w:val="18"/>
-              </w:rPr>
-              <w:lastRenderedPageBreak/>
-              <w:t>execução.</w:t>
+            <w:tcW w:w="5503" w:type="dxa"/>
+          </w:tcPr>
+          <w:p>
+            <w:pPr>
+              <w:spacing w:after="20" w:line="240" w:lineRule="auto"/>
+            </w:pPr>
+            <w:r>
+              <w:rPr>
+                <w:sz w:val="18"/>
+              </w:rPr>
+              <w:t>Executa o papel definido em cada OS (controle da execução, verificação independente ou ambos), responde pela coleta, custódia, ensaio, laudo e banco de dados; nunca verifica como independente o resultado que ele mesmo produziu no controle da execução.</w:t>
             </w:r>
           </w:p>
         </w:tc>
@@ -3424,7 +3417,7 @@
       <w:tr>
         <w:tc>
           <w:tcPr>
-            <w:tcW w:w="4109" w:type="dxa"/>
+            <w:tcW w:w="3852" w:type="dxa"/>
           </w:tcPr>
           <w:p>
             <w:pPr>
@@ -3441,7 +3434,7 @@
         </w:tc>
         <w:tc>
           <w:tcPr>
-            <w:tcW w:w="5245" w:type="dxa"/>
+            <w:tcW w:w="5503" w:type="dxa"/>
           </w:tcPr>
           <w:p>
             <w:pPr>
@@ -3459,7 +3452,7 @@
       <w:tr>
         <w:tc>
           <w:tcPr>
-            <w:tcW w:w="4109" w:type="dxa"/>
+            <w:tcW w:w="3852" w:type="dxa"/>
           </w:tcPr>
           <w:p>
             <w:pPr>
@@ -3475,7 +3468,7 @@
         </w:tc>
         <w:tc>
           <w:tcPr>
-            <w:tcW w:w="5245" w:type="dxa"/>
+            <w:tcW w:w="5503" w:type="dxa"/>
           </w:tcPr>
           <w:p>
             <w:pPr>
@@ -3493,7 +3486,7 @@
       <w:tr>
         <w:tc>
           <w:tcPr>
-            <w:tcW w:w="4109" w:type="dxa"/>
+            <w:tcW w:w="3852" w:type="dxa"/>
           </w:tcPr>
           <w:p>
             <w:pPr>
@@ -3509,7 +3502,7 @@
         </w:tc>
         <w:tc>
           <w:tcPr>
-            <w:tcW w:w="5245" w:type="dxa"/>
+            <w:tcW w:w="5503" w:type="dxa"/>
           </w:tcPr>
           <w:p>
             <w:pPr>
@@ -3527,7 +3520,7 @@
       <w:tr>
         <w:tc>
           <w:tcPr>
-            <w:tcW w:w="4109" w:type="dxa"/>
+            <w:tcW w:w="3852" w:type="dxa"/>
           </w:tcPr>
           <w:p>
             <w:pPr>
@@ -3543,7 +3536,7 @@
         </w:tc>
         <w:tc>
           <w:tcPr>
-            <w:tcW w:w="5245" w:type="dxa"/>
+            <w:tcW w:w="5503" w:type="dxa"/>
           </w:tcPr>
           <w:p>
             <w:pPr>
@@ -3585,7 +3578,7 @@
         <w:pStyle w:val="Ttulo1"/>
         <w:spacing w:before="280" w:after="120"/>
       </w:pPr>
-      <w:bookmarkStart w:id="5" w:name="_Toc243475199"/>
+      <w:bookmarkStart w:id="5" w:name="_Toc243488331"/>
       <w:r>
         <w:rPr>
           <w:rFonts w:ascii="Calibri" w:eastAsia="Calibri" w:hAnsi="Calibri" w:cs="Calibri"/>
@@ -3631,7 +3624,7 @@
         <w:pStyle w:val="Ttulo1"/>
         <w:spacing w:before="280" w:after="120"/>
       </w:pPr>
-      <w:bookmarkStart w:id="6" w:name="_Toc243475200"/>
+      <w:bookmarkStart w:id="6" w:name="_Toc243488332"/>
       <w:r>
         <w:rPr>
           <w:rFonts w:ascii="Calibri" w:eastAsia="Calibri" w:hAnsi="Calibri" w:cs="Calibri"/>
@@ -3678,7 +3671,7 @@
         <w:pStyle w:val="Ttulo1"/>
         <w:spacing w:before="280" w:after="120"/>
       </w:pPr>
-      <w:bookmarkStart w:id="7" w:name="_Toc243475201"/>
+      <w:bookmarkStart w:id="7" w:name="_Toc243488333"/>
       <w:r>
         <w:rPr>
           <w:rFonts w:ascii="Calibri" w:eastAsia="Calibri" w:hAnsi="Calibri" w:cs="Calibri"/>
@@ -4193,7 +4186,7 @@
         <w:spacing w:after="120"/>
       </w:pPr>
       <w:r>
-        <w:t>A verificação independente de uma frente nunca é inferior a 10% da amostragem da EXECUTORA no mesmo período, contado por determinação. A Coordenação de Pavimento e Controle Tecnológico pode elevar a frequência de uma frente a 100% por 30 dias quando houver RNC repetida, divergência sistemática entre laboratórios, troca de fonte ou de equipe de laboratório da EXECUTORA.</w:t>
+        <w:t>A verificação independente de uma frente nunca é inferior a 10% da amostragem da EXECUTORA no mesmo período, contado por determinação. A Coordenação de Pavimento e Monitoração pode elevar a frequência de uma frente a 100% por 30 dias quando houver RNC repetida, divergência sistemática entre laboratórios, troca de fonte ou de equipe de laboratório da EXECUTORA.</w:t>
       </w:r>
     </w:p>
     <w:p>
@@ -4201,7 +4194,7 @@
         <w:pStyle w:val="Ttulo1"/>
         <w:spacing w:before="280" w:after="120"/>
       </w:pPr>
-      <w:bookmarkStart w:id="8" w:name="_Toc243475202"/>
+      <w:bookmarkStart w:id="8" w:name="_Toc243488334"/>
       <w:r>
         <w:rPr>
           <w:rFonts w:ascii="Calibri" w:eastAsia="Calibri" w:hAnsi="Calibri" w:cs="Calibri"/>
@@ -4632,7 +4625,7 @@
         <w:pStyle w:val="Ttulo1"/>
         <w:spacing w:before="280" w:after="120"/>
       </w:pPr>
-      <w:bookmarkStart w:id="9" w:name="_Toc243475203"/>
+      <w:bookmarkStart w:id="9" w:name="_Toc243488335"/>
       <w:r>
         <w:rPr>
           <w:rFonts w:ascii="Calibri" w:eastAsia="Calibri" w:hAnsi="Calibri" w:cs="Calibri"/>
@@ -4909,7 +4902,7 @@
         <w:pStyle w:val="Ttulo1"/>
         <w:spacing w:before="280" w:after="120"/>
       </w:pPr>
-      <w:bookmarkStart w:id="10" w:name="_Toc243475204"/>
+      <w:bookmarkStart w:id="10" w:name="_Toc243488336"/>
       <w:r>
         <w:rPr>
           <w:rFonts w:ascii="Calibri" w:eastAsia="Calibri" w:hAnsi="Calibri" w:cs="Calibri"/>
@@ -5342,7 +5335,7 @@
               <w:rPr>
                 <w:sz w:val="18"/>
               </w:rPr>
-              <w:t>Coordenação de Pavimento e Controle Tecnológico</w:t>
+              <w:t>Coordenação de Pavimento e Monitoração</w:t>
             </w:r>
           </w:p>
         </w:tc>
@@ -5432,7 +5425,7 @@
         <w:pStyle w:val="Ttulo1"/>
         <w:spacing w:before="280" w:after="120"/>
       </w:pPr>
-      <w:bookmarkStart w:id="11" w:name="_Toc243475205"/>
+      <w:bookmarkStart w:id="11" w:name="_Toc243488337"/>
       <w:r>
         <w:rPr>
           <w:rFonts w:ascii="Calibri" w:eastAsia="Calibri" w:hAnsi="Calibri" w:cs="Calibri"/>
@@ -5533,7 +5526,7 @@
         <w:pStyle w:val="Ttulo1"/>
         <w:spacing w:before="280" w:after="120"/>
       </w:pPr>
-      <w:bookmarkStart w:id="12" w:name="_Toc243475206"/>
+      <w:bookmarkStart w:id="12" w:name="_Toc243488338"/>
       <w:r>
         <w:rPr>
           <w:rFonts w:ascii="Calibri" w:eastAsia="Calibri" w:hAnsi="Calibri" w:cs="Calibri"/>
@@ -5620,7 +5613,7 @@
         <w:pStyle w:val="Ttulo1"/>
         <w:spacing w:before="280" w:after="120"/>
       </w:pPr>
-      <w:bookmarkStart w:id="13" w:name="_Toc243475207"/>
+      <w:bookmarkStart w:id="13" w:name="_Toc243488339"/>
       <w:r>
         <w:rPr>
           <w:rFonts w:ascii="Calibri" w:eastAsia="Calibri" w:hAnsi="Calibri" w:cs="Calibri"/>
@@ -5910,7 +5903,7 @@
         <w:pStyle w:val="Ttulo1"/>
         <w:spacing w:before="280" w:after="120"/>
       </w:pPr>
-      <w:bookmarkStart w:id="14" w:name="_Toc243475208"/>
+      <w:bookmarkStart w:id="14" w:name="_Toc243488340"/>
       <w:r>
         <w:rPr>
           <w:rFonts w:ascii="Calibri" w:eastAsia="Calibri" w:hAnsi="Calibri" w:cs="Calibri"/>
@@ -6688,7 +6681,7 @@
         <w:pStyle w:val="Ttulo1"/>
         <w:spacing w:before="280" w:after="120"/>
       </w:pPr>
-      <w:bookmarkStart w:id="15" w:name="_Toc243475209"/>
+      <w:bookmarkStart w:id="15" w:name="_Toc243488341"/>
       <w:r>
         <w:rPr>
           <w:rFonts w:ascii="Calibri" w:eastAsia="Calibri" w:hAnsi="Calibri" w:cs="Calibri"/>
@@ -6727,7 +6720,7 @@
         <w:pStyle w:val="Ttulo1"/>
         <w:spacing w:before="280" w:after="120"/>
       </w:pPr>
-      <w:bookmarkStart w:id="16" w:name="_Toc243475210"/>
+      <w:bookmarkStart w:id="16" w:name="_Toc243488342"/>
       <w:r>
         <w:rPr>
           <w:rFonts w:ascii="Calibri" w:eastAsia="Calibri" w:hAnsi="Calibri" w:cs="Calibri"/>
@@ -6765,7 +6758,7 @@
         <w:pStyle w:val="Ttulo1"/>
         <w:spacing w:before="280" w:after="120"/>
       </w:pPr>
-      <w:bookmarkStart w:id="17" w:name="_Toc243475211"/>
+      <w:bookmarkStart w:id="17" w:name="_Toc243488343"/>
       <w:r>
         <w:rPr>
           <w:rFonts w:ascii="Calibri" w:eastAsia="Calibri" w:hAnsi="Calibri" w:cs="Calibri"/>
@@ -7359,7 +7352,7 @@
         <w:noProof/>
       </w:rPr>
       <w:drawing>
-        <wp:inline distT="0" distB="0" distL="0" distR="0" wp14:anchorId="5A8D972F" wp14:editId="04EDDF2A">
+        <wp:inline distT="0" distB="0" distL="0" distR="0" wp14:anchorId="4FC83705" wp14:editId="4EF39721">
           <wp:extent cx="1872000" cy="501930"/>
           <wp:effectExtent l="0" t="0" r="0" b="0"/>
           <wp:docPr id="1" name="Picture 1"/>
@@ -7571,31 +7564,31 @@
       </w:rPr>
     </w:lvl>
   </w:abstractNum>
-  <w:num w:numId="1" w16cid:durableId="294527144">
+  <w:num w:numId="1" w16cid:durableId="1188592941">
     <w:abstractNumId w:val="8"/>
   </w:num>
-  <w:num w:numId="2" w16cid:durableId="1175151415">
+  <w:num w:numId="2" w16cid:durableId="1133525733">
     <w:abstractNumId w:val="6"/>
   </w:num>
-  <w:num w:numId="3" w16cid:durableId="1321075969">
+  <w:num w:numId="3" w16cid:durableId="2024433475">
     <w:abstractNumId w:val="5"/>
   </w:num>
-  <w:num w:numId="4" w16cid:durableId="252933877">
+  <w:num w:numId="4" w16cid:durableId="729616183">
     <w:abstractNumId w:val="4"/>
   </w:num>
-  <w:num w:numId="5" w16cid:durableId="559905372">
+  <w:num w:numId="5" w16cid:durableId="652832372">
     <w:abstractNumId w:val="7"/>
   </w:num>
-  <w:num w:numId="6" w16cid:durableId="1242257745">
+  <w:num w:numId="6" w16cid:durableId="1654215029">
     <w:abstractNumId w:val="3"/>
   </w:num>
-  <w:num w:numId="7" w16cid:durableId="1562907995">
+  <w:num w:numId="7" w16cid:durableId="1200775697">
     <w:abstractNumId w:val="2"/>
   </w:num>
-  <w:num w:numId="8" w16cid:durableId="1203131497">
+  <w:num w:numId="8" w16cid:durableId="349533825">
     <w:abstractNumId w:val="1"/>
   </w:num>
-  <w:num w:numId="9" w16cid:durableId="586382670">
+  <w:num w:numId="9" w16cid:durableId="1363750710">
     <w:abstractNumId w:val="0"/>
   </w:num>
 </w:numbering>
@@ -18992,7 +18985,7 @@
     <w:autoRedefine/>
     <w:uiPriority w:val="39"/>
     <w:unhideWhenUsed/>
-    <w:rsid w:val="00DA4DD9"/>
+    <w:rsid w:val="00D32B9E"/>
     <w:pPr>
       <w:spacing w:after="100"/>
     </w:pPr>
@@ -19002,7 +18995,7 @@
     <w:basedOn w:val="Fontepargpadro"/>
     <w:uiPriority w:val="99"/>
     <w:unhideWhenUsed/>
-    <w:rsid w:val="00DA4DD9"/>
+    <w:rsid w:val="00D32B9E"/>
     <w:rPr>
       <w:color w:val="0000FF" w:themeColor="hyperlink"/>
       <w:u w:val="single"/>
